--- a/lessons/5-5/downloads/reveal/teacher/5.5-session-2-prerequisite-practice-b.docx
+++ b/lessons/5-5/downloads/reveal/teacher/5.5-session-2-prerequisite-practice-b.docx
@@ -15,10 +15,28 @@
         <w:rPr>
           <w:rFonts w:ascii="Avenir Next" w:hAnsi="Avenir Next" w:cs="Avenir Next" w:eastAsia="Avenir Next"/>
           <w:color w:val="1A1A1A"/>
+          <w:sz w:val="22"/>
+          <w:szCs w:val="20"/>
+        </w:rPr>
+        <w:t xml:space="preserve">Name</w:t>
+      </w:r>
+      <w:r>
+        <w:rPr>
+          <w:rFonts w:ascii="Avenir Next" w:hAnsi="Avenir Next" w:cs="Avenir Next" w:eastAsia="Avenir Next"/>
+          <w:color w:val="1A1A1A"/>
           <w:sz w:val="20"/>
           <w:szCs w:val="20"/>
         </w:rPr>
-        <w:t xml:space="preserve">Name</w:t>
+        <w:tab/>
+      </w:r>
+      <w:r>
+        <w:rPr>
+          <w:rFonts w:ascii="Avenir Next" w:hAnsi="Avenir Next" w:cs="Avenir Next" w:eastAsia="Avenir Next"/>
+          <w:color w:val="1A1A1A"/>
+          <w:sz w:val="22"/>
+          <w:szCs w:val="20"/>
+        </w:rPr>
+        <w:t xml:space="preserve">   Date</w:t>
       </w:r>
       <w:r>
         <w:rPr>
@@ -33,25 +51,7 @@
         <w:rPr>
           <w:rFonts w:ascii="Avenir Next" w:hAnsi="Avenir Next" w:cs="Avenir Next" w:eastAsia="Avenir Next"/>
           <w:color w:val="1A1A1A"/>
-          <w:sz w:val="20"/>
-          <w:szCs w:val="20"/>
-        </w:rPr>
-        <w:t xml:space="preserve">   Date</w:t>
-      </w:r>
-      <w:r>
-        <w:rPr>
-          <w:rFonts w:ascii="Avenir Next" w:hAnsi="Avenir Next" w:cs="Avenir Next" w:eastAsia="Avenir Next"/>
-          <w:color w:val="1A1A1A"/>
-          <w:sz w:val="20"/>
-          <w:szCs w:val="20"/>
-        </w:rPr>
-        <w:tab/>
-      </w:r>
-      <w:r>
-        <w:rPr>
-          <w:rFonts w:ascii="Avenir Next" w:hAnsi="Avenir Next" w:cs="Avenir Next" w:eastAsia="Avenir Next"/>
-          <w:color w:val="1A1A1A"/>
-          <w:sz w:val="20"/>
+          <w:sz w:val="22"/>
           <w:szCs w:val="20"/>
         </w:rPr>
         <w:t xml:space="preserve">   Period</w:t>
@@ -78,7 +78,7 @@
           <w:caps/>
           <w:color w:val="003A70"/>
           <w:spacing w:val="12"/>
-          <w:sz w:val="19"/>
+          <w:sz w:val="22"/>
           <w:szCs w:val="19"/>
         </w:rPr>
         <w:t xml:space="preserve">Lesson 5-5  ·  Session 2  ·  Prerequisite Practice B  ·  Skill 1 of 2</w:t>
@@ -86,6 +86,7 @@
     </w:p>
     <w:p>
       <w:pPr>
+        <w:pStyle w:val="Heading1"/>
         <w:keepNext/>
         <w:spacing w:before="0" w:after="10" w:line="240" w:lineRule="auto"/>
       </w:pPr>
@@ -111,7 +112,7 @@
         <w:rPr>
           <w:rFonts w:ascii="Avenir Next" w:hAnsi="Avenir Next" w:cs="Avenir Next" w:eastAsia="Avenir Next"/>
           <w:color w:val="5A5F66"/>
-          <w:sz w:val="17"/>
+          <w:sz w:val="22"/>
           <w:szCs w:val="17"/>
         </w:rPr>
         <w:t xml:space="preserve">Builds on Lesson 5-5 Session 1 · 6.G.A.2</w:t>
@@ -154,6 +155,7 @@
           </w:tcPr>
           <w:p>
             <w:pPr>
+              <w:pStyle w:val="Heading2"/>
               <w:spacing w:before="0" w:after="0" w:line="252" w:lineRule="auto"/>
             </w:pPr>
             <w:r>
@@ -183,7 +185,7 @@
               <w:rPr>
                 <w:rFonts w:ascii="Avenir Next" w:hAnsi="Avenir Next" w:cs="Avenir Next" w:eastAsia="Avenir Next"/>
                 <w:color w:val="1A1A1A"/>
-                <w:sz w:val="20"/>
+                <w:sz w:val="22"/>
                 <w:szCs w:val="20"/>
               </w:rPr>
               <w:t xml:space="preserve">You will use V = l × w × h with fractions, like 22 × 9 × 1/2 for a slab.</w:t>
@@ -203,6 +205,7 @@
           </w:tcPr>
           <w:p>
             <w:pPr>
+              <w:pStyle w:val="Heading2"/>
               <w:spacing w:before="0" w:after="0" w:line="252" w:lineRule="auto"/>
             </w:pPr>
             <w:r>
@@ -232,7 +235,7 @@
               <w:rPr>
                 <w:rFonts w:ascii="Avenir Next" w:hAnsi="Avenir Next" w:cs="Avenir Next" w:eastAsia="Avenir Next"/>
                 <w:color w:val="1A1A1A"/>
-                <w:sz w:val="20"/>
+                <w:sz w:val="22"/>
                 <w:szCs w:val="20"/>
               </w:rPr>
               <w:t xml:space="preserve">Find volume: base area × height, like 15 × 8 × 6.  </w:t>
@@ -242,7 +245,7 @@
                 <w:rFonts w:ascii="Avenir Next" w:hAnsi="Avenir Next" w:cs="Avenir Next" w:eastAsia="Avenir Next"/>
                 <w:b/>
                 <w:color w:val="1A1A1A"/>
-                <w:sz w:val="20"/>
+                <w:sz w:val="22"/>
                 <w:szCs w:val="20"/>
               </w:rPr>
               <w:t xml:space="preserve">You will use it in Practice Form A, problems 1 and 6.</w:t>
@@ -253,6 +256,7 @@
     </w:tbl>
     <w:p>
       <w:pPr>
+        <w:pStyle w:val="Heading2"/>
         <w:keepNext/>
         <w:pBdr>
           <w:bottom w:val="single" w:sz="8" w:space="3" w:color="003A70"/>
@@ -268,7 +272,7 @@
           <w:b/>
           <w:color w:val="003A70"/>
           <w:spacing w:val="14"/>
-          <w:sz w:val="19"/>
+          <w:sz w:val="22"/>
           <w:szCs w:val="19"/>
         </w:rPr>
         <w:t xml:space="preserve">STEPS TO FOLLOW</w:t>
@@ -287,7 +291,7 @@
           <w:rFonts w:ascii="Avenir Next" w:hAnsi="Avenir Next" w:cs="Avenir Next" w:eastAsia="Avenir Next"/>
           <w:i/>
           <w:color w:val="5A5F66"/>
-          <w:sz w:val="17"/>
+          <w:sz w:val="22"/>
           <w:szCs w:val="17"/>
         </w:rPr>
         <w:t xml:space="preserve">use these same steps on every problem</w:t>
@@ -329,6 +333,7 @@
           </w:tcPr>
           <w:p>
             <w:pPr>
+              <w:pStyle w:val="Heading1"/>
               <w:spacing w:before="0" w:after="0" w:line="240" w:lineRule="auto"/>
               <w:jc w:val="center"/>
             </w:pPr>
@@ -358,7 +363,7 @@
                 <w:rFonts w:ascii="Avenir Next" w:hAnsi="Avenir Next" w:cs="Avenir Next" w:eastAsia="Avenir Next"/>
                 <w:b/>
                 <w:color w:val="1A1A1A"/>
-                <w:sz w:val="21"/>
+                <w:sz w:val="22"/>
                 <w:szCs w:val="21"/>
               </w:rPr>
               <w:t xml:space="preserve">Find</w:t>
@@ -367,7 +372,7 @@
               <w:rPr>
                 <w:rFonts w:ascii="Avenir Next" w:hAnsi="Avenir Next" w:cs="Avenir Next" w:eastAsia="Avenir Next"/>
                 <w:color w:val="1A1A1A"/>
-                <w:sz w:val="21"/>
+                <w:sz w:val="22"/>
                 <w:szCs w:val="21"/>
               </w:rPr>
               <w:t xml:space="preserve"> the base area: length × width.</w:t>
@@ -386,6 +391,7 @@
           </w:tcPr>
           <w:p>
             <w:pPr>
+              <w:pStyle w:val="Heading1"/>
               <w:spacing w:before="0" w:after="0" w:line="240" w:lineRule="auto"/>
               <w:jc w:val="center"/>
             </w:pPr>
@@ -415,7 +421,7 @@
                 <w:rFonts w:ascii="Avenir Next" w:hAnsi="Avenir Next" w:cs="Avenir Next" w:eastAsia="Avenir Next"/>
                 <w:b/>
                 <w:color w:val="1A1A1A"/>
-                <w:sz w:val="21"/>
+                <w:sz w:val="22"/>
                 <w:szCs w:val="21"/>
               </w:rPr>
               <w:t xml:space="preserve">Multiply</w:t>
@@ -424,7 +430,7 @@
               <w:rPr>
                 <w:rFonts w:ascii="Avenir Next" w:hAnsi="Avenir Next" w:cs="Avenir Next" w:eastAsia="Avenir Next"/>
                 <w:color w:val="1A1A1A"/>
-                <w:sz w:val="21"/>
+                <w:sz w:val="22"/>
                 <w:szCs w:val="21"/>
               </w:rPr>
               <w:t xml:space="preserve"> the base area by the height.</w:t>
@@ -443,6 +449,7 @@
           </w:tcPr>
           <w:p>
             <w:pPr>
+              <w:pStyle w:val="Heading1"/>
               <w:spacing w:before="0" w:after="0" w:line="240" w:lineRule="auto"/>
               <w:jc w:val="center"/>
             </w:pPr>
@@ -472,7 +479,7 @@
                 <w:rFonts w:ascii="Avenir Next" w:hAnsi="Avenir Next" w:cs="Avenir Next" w:eastAsia="Avenir Next"/>
                 <w:b/>
                 <w:color w:val="1A1A1A"/>
-                <w:sz w:val="21"/>
+                <w:sz w:val="22"/>
                 <w:szCs w:val="21"/>
               </w:rPr>
               <w:t xml:space="preserve">Write</w:t>
@@ -481,7 +488,7 @@
               <w:rPr>
                 <w:rFonts w:ascii="Avenir Next" w:hAnsi="Avenir Next" w:cs="Avenir Next" w:eastAsia="Avenir Next"/>
                 <w:color w:val="1A1A1A"/>
-                <w:sz w:val="21"/>
+                <w:sz w:val="22"/>
                 <w:szCs w:val="21"/>
               </w:rPr>
               <w:t xml:space="preserve"> cubic units, like in³.</w:t>
@@ -492,6 +499,7 @@
     </w:tbl>
     <w:p>
       <w:pPr>
+        <w:pStyle w:val="Heading2"/>
         <w:keepNext/>
         <w:pBdr>
           <w:bottom w:val="single" w:sz="8" w:space="3" w:color="003A70"/>
@@ -507,7 +515,7 @@
           <w:b/>
           <w:color w:val="003A70"/>
           <w:spacing w:val="14"/>
-          <w:sz w:val="19"/>
+          <w:sz w:val="22"/>
           <w:szCs w:val="19"/>
         </w:rPr>
         <w:t xml:space="preserve">WATCH ME</w:t>
@@ -526,7 +534,7 @@
           <w:rFonts w:ascii="Avenir Next" w:hAnsi="Avenir Next" w:cs="Avenir Next" w:eastAsia="Avenir Next"/>
           <w:i/>
           <w:color w:val="5A5F66"/>
-          <w:sz w:val="17"/>
+          <w:sz w:val="22"/>
           <w:szCs w:val="17"/>
         </w:rPr>
         <w:t xml:space="preserve">the steps in action</w:t>
@@ -541,7 +549,7 @@
           <w:rFonts w:ascii="Avenir Next" w:hAnsi="Avenir Next" w:cs="Avenir Next" w:eastAsia="Avenir Next"/>
           <w:b/>
           <w:color w:val="1A1A1A"/>
-          <w:sz w:val="21"/>
+          <w:sz w:val="22"/>
           <w:szCs w:val="21"/>
         </w:rPr>
         <w:t xml:space="preserve">A bin is 15 in long, 8 in wide, and 6 in tall. Find its volume.</w:t>
@@ -560,25 +568,25 @@
           <w:rFonts w:ascii="Avenir Next" w:hAnsi="Avenir Next" w:cs="Avenir Next" w:eastAsia="Avenir Next"/>
           <w:b/>
           <w:color w:val="003A70"/>
+          <w:sz w:val="22"/>
+          <w:szCs w:val="19"/>
+        </w:rPr>
+        <w:t xml:space="preserve">Step 1</w:t>
+      </w:r>
+      <w:r>
+        <w:rPr>
+          <w:rFonts w:ascii="Avenir Next" w:hAnsi="Avenir Next" w:cs="Avenir Next" w:eastAsia="Avenir Next"/>
+          <w:color w:val="1A1A1A"/>
           <w:sz w:val="19"/>
           <w:szCs w:val="19"/>
         </w:rPr>
-        <w:t xml:space="preserve">Step 1</w:t>
-      </w:r>
-      <w:r>
-        <w:rPr>
-          <w:rFonts w:ascii="Avenir Next" w:hAnsi="Avenir Next" w:cs="Avenir Next" w:eastAsia="Avenir Next"/>
-          <w:color w:val="1A1A1A"/>
-          <w:sz w:val="19"/>
-          <w:szCs w:val="19"/>
-        </w:rPr>
         <w:tab/>
       </w:r>
       <w:r>
         <w:rPr>
           <w:rFonts w:ascii="Avenir Next" w:hAnsi="Avenir Next" w:cs="Avenir Next" w:eastAsia="Avenir Next"/>
           <w:color w:val="1A1A1A"/>
-          <w:sz w:val="21"/>
+          <w:sz w:val="22"/>
           <w:szCs w:val="21"/>
         </w:rPr>
         <w:t xml:space="preserve">B = 15 × 8 = 120.</w:t>
@@ -597,25 +605,25 @@
           <w:rFonts w:ascii="Avenir Next" w:hAnsi="Avenir Next" w:cs="Avenir Next" w:eastAsia="Avenir Next"/>
           <w:b/>
           <w:color w:val="003A70"/>
+          <w:sz w:val="22"/>
+          <w:szCs w:val="19"/>
+        </w:rPr>
+        <w:t xml:space="preserve">Step 2</w:t>
+      </w:r>
+      <w:r>
+        <w:rPr>
+          <w:rFonts w:ascii="Avenir Next" w:hAnsi="Avenir Next" w:cs="Avenir Next" w:eastAsia="Avenir Next"/>
+          <w:color w:val="1A1A1A"/>
           <w:sz w:val="19"/>
           <w:szCs w:val="19"/>
         </w:rPr>
-        <w:t xml:space="preserve">Step 2</w:t>
-      </w:r>
-      <w:r>
-        <w:rPr>
-          <w:rFonts w:ascii="Avenir Next" w:hAnsi="Avenir Next" w:cs="Avenir Next" w:eastAsia="Avenir Next"/>
-          <w:color w:val="1A1A1A"/>
-          <w:sz w:val="19"/>
-          <w:szCs w:val="19"/>
-        </w:rPr>
         <w:tab/>
       </w:r>
       <w:r>
         <w:rPr>
           <w:rFonts w:ascii="Avenir Next" w:hAnsi="Avenir Next" w:cs="Avenir Next" w:eastAsia="Avenir Next"/>
           <w:color w:val="1A1A1A"/>
-          <w:sz w:val="21"/>
+          <w:sz w:val="22"/>
           <w:szCs w:val="21"/>
         </w:rPr>
         <w:t xml:space="preserve">V = 120 × 6 = 720.</w:t>
@@ -634,25 +642,25 @@
           <w:rFonts w:ascii="Avenir Next" w:hAnsi="Avenir Next" w:cs="Avenir Next" w:eastAsia="Avenir Next"/>
           <w:b/>
           <w:color w:val="003A70"/>
+          <w:sz w:val="22"/>
+          <w:szCs w:val="19"/>
+        </w:rPr>
+        <w:t xml:space="preserve">Step 3</w:t>
+      </w:r>
+      <w:r>
+        <w:rPr>
+          <w:rFonts w:ascii="Avenir Next" w:hAnsi="Avenir Next" w:cs="Avenir Next" w:eastAsia="Avenir Next"/>
+          <w:color w:val="1A1A1A"/>
           <w:sz w:val="19"/>
           <w:szCs w:val="19"/>
         </w:rPr>
-        <w:t xml:space="preserve">Step 3</w:t>
-      </w:r>
-      <w:r>
-        <w:rPr>
-          <w:rFonts w:ascii="Avenir Next" w:hAnsi="Avenir Next" w:cs="Avenir Next" w:eastAsia="Avenir Next"/>
-          <w:color w:val="1A1A1A"/>
-          <w:sz w:val="19"/>
-          <w:szCs w:val="19"/>
-        </w:rPr>
         <w:tab/>
       </w:r>
       <w:r>
         <w:rPr>
           <w:rFonts w:ascii="Avenir Next" w:hAnsi="Avenir Next" w:cs="Avenir Next" w:eastAsia="Avenir Next"/>
           <w:color w:val="1A1A1A"/>
-          <w:sz w:val="21"/>
+          <w:sz w:val="22"/>
           <w:szCs w:val="21"/>
         </w:rPr>
         <w:t xml:space="preserve">Unit: in³.</w:t>
@@ -671,33 +679,34 @@
           <w:rFonts w:ascii="Avenir Next" w:hAnsi="Avenir Next" w:cs="Avenir Next" w:eastAsia="Avenir Next"/>
           <w:b/>
           <w:color w:val="1A1A1A"/>
+          <w:sz w:val="22"/>
+          <w:szCs w:val="21"/>
+        </w:rPr>
+        <w:t xml:space="preserve">Answer</w:t>
+      </w:r>
+      <w:r>
+        <w:rPr>
+          <w:rFonts w:ascii="Avenir Next" w:hAnsi="Avenir Next" w:cs="Avenir Next" w:eastAsia="Avenir Next"/>
+          <w:color w:val="1A1A1A"/>
           <w:sz w:val="21"/>
           <w:szCs w:val="21"/>
         </w:rPr>
-        <w:t xml:space="preserve">Answer</w:t>
-      </w:r>
-      <w:r>
-        <w:rPr>
-          <w:rFonts w:ascii="Avenir Next" w:hAnsi="Avenir Next" w:cs="Avenir Next" w:eastAsia="Avenir Next"/>
-          <w:color w:val="1A1A1A"/>
-          <w:sz w:val="21"/>
+        <w:tab/>
+      </w:r>
+      <w:r>
+        <w:rPr>
+          <w:rFonts w:ascii="Avenir Next" w:hAnsi="Avenir Next" w:cs="Avenir Next" w:eastAsia="Avenir Next"/>
+          <w:b/>
+          <w:color w:val="1A1A1A"/>
+          <w:sz w:val="22"/>
           <w:szCs w:val="21"/>
         </w:rPr>
-        <w:tab/>
-      </w:r>
-      <w:r>
-        <w:rPr>
-          <w:rFonts w:ascii="Avenir Next" w:hAnsi="Avenir Next" w:cs="Avenir Next" w:eastAsia="Avenir Next"/>
-          <w:b/>
-          <w:color w:val="1A1A1A"/>
-          <w:sz w:val="21"/>
-          <w:szCs w:val="21"/>
-        </w:rPr>
         <w:t xml:space="preserve">720 in³</w:t>
       </w:r>
     </w:p>
     <w:p>
       <w:pPr>
+        <w:pStyle w:val="Heading2"/>
         <w:keepNext/>
         <w:pBdr>
           <w:bottom w:val="single" w:sz="8" w:space="3" w:color="003A70"/>
@@ -713,7 +722,7 @@
           <w:b/>
           <w:color w:val="003A70"/>
           <w:spacing w:val="14"/>
-          <w:sz w:val="19"/>
+          <w:sz w:val="22"/>
           <w:szCs w:val="19"/>
         </w:rPr>
         <w:t xml:space="preserve">TRY IT WITH HELP</w:t>
@@ -732,7 +741,7 @@
           <w:rFonts w:ascii="Avenir Next" w:hAnsi="Avenir Next" w:cs="Avenir Next" w:eastAsia="Avenir Next"/>
           <w:i/>
           <w:color w:val="5A5F66"/>
-          <w:sz w:val="17"/>
+          <w:sz w:val="22"/>
           <w:szCs w:val="17"/>
         </w:rPr>
         <w:t xml:space="preserve">fill in each step</w:t>
@@ -790,25 +799,25 @@
           <w:rFonts w:ascii="Avenir Next" w:hAnsi="Avenir Next" w:cs="Avenir Next" w:eastAsia="Avenir Next"/>
           <w:b/>
           <w:color w:val="003A70"/>
+          <w:sz w:val="22"/>
+          <w:szCs w:val="18"/>
+        </w:rPr>
+        <w:t xml:space="preserve">Step 1</w:t>
+      </w:r>
+      <w:r>
+        <w:rPr>
+          <w:rFonts w:ascii="Avenir Next" w:hAnsi="Avenir Next" w:cs="Avenir Next" w:eastAsia="Avenir Next"/>
+          <w:color w:val="1A1A1A"/>
           <w:sz w:val="18"/>
           <w:szCs w:val="18"/>
         </w:rPr>
-        <w:t xml:space="preserve">Step 1</w:t>
-      </w:r>
-      <w:r>
-        <w:rPr>
-          <w:rFonts w:ascii="Avenir Next" w:hAnsi="Avenir Next" w:cs="Avenir Next" w:eastAsia="Avenir Next"/>
-          <w:color w:val="1A1A1A"/>
-          <w:sz w:val="18"/>
-          <w:szCs w:val="18"/>
-        </w:rPr>
         <w:tab/>
       </w:r>
       <w:r>
         <w:rPr>
           <w:rFonts w:ascii="Avenir Next" w:hAnsi="Avenir Next" w:cs="Avenir Next" w:eastAsia="Avenir Next"/>
           <w:color w:val="1A1A1A"/>
-          <w:sz w:val="21"/>
+          <w:sz w:val="22"/>
           <w:szCs w:val="21"/>
         </w:rPr>
         <w:t xml:space="preserve">B = 10 × 7 = </w:t>
@@ -838,25 +847,25 @@
           <w:rFonts w:ascii="Avenir Next" w:hAnsi="Avenir Next" w:cs="Avenir Next" w:eastAsia="Avenir Next"/>
           <w:b/>
           <w:color w:val="003A70"/>
+          <w:sz w:val="22"/>
+          <w:szCs w:val="18"/>
+        </w:rPr>
+        <w:t xml:space="preserve">Step 2</w:t>
+      </w:r>
+      <w:r>
+        <w:rPr>
+          <w:rFonts w:ascii="Avenir Next" w:hAnsi="Avenir Next" w:cs="Avenir Next" w:eastAsia="Avenir Next"/>
+          <w:color w:val="1A1A1A"/>
           <w:sz w:val="18"/>
           <w:szCs w:val="18"/>
         </w:rPr>
-        <w:t xml:space="preserve">Step 2</w:t>
-      </w:r>
-      <w:r>
-        <w:rPr>
-          <w:rFonts w:ascii="Avenir Next" w:hAnsi="Avenir Next" w:cs="Avenir Next" w:eastAsia="Avenir Next"/>
-          <w:color w:val="1A1A1A"/>
-          <w:sz w:val="18"/>
-          <w:szCs w:val="18"/>
-        </w:rPr>
         <w:tab/>
       </w:r>
       <w:r>
         <w:rPr>
           <w:rFonts w:ascii="Avenir Next" w:hAnsi="Avenir Next" w:cs="Avenir Next" w:eastAsia="Avenir Next"/>
           <w:color w:val="1A1A1A"/>
-          <w:sz w:val="21"/>
+          <w:sz w:val="22"/>
           <w:szCs w:val="21"/>
         </w:rPr>
         <w:t xml:space="preserve">V = 70 × 4 = </w:t>
@@ -886,25 +895,25 @@
           <w:rFonts w:ascii="Avenir Next" w:hAnsi="Avenir Next" w:cs="Avenir Next" w:eastAsia="Avenir Next"/>
           <w:b/>
           <w:color w:val="003A70"/>
+          <w:sz w:val="22"/>
+          <w:szCs w:val="18"/>
+        </w:rPr>
+        <w:t xml:space="preserve">Step 3</w:t>
+      </w:r>
+      <w:r>
+        <w:rPr>
+          <w:rFonts w:ascii="Avenir Next" w:hAnsi="Avenir Next" w:cs="Avenir Next" w:eastAsia="Avenir Next"/>
+          <w:color w:val="1A1A1A"/>
           <w:sz w:val="18"/>
           <w:szCs w:val="18"/>
         </w:rPr>
-        <w:t xml:space="preserve">Step 3</w:t>
-      </w:r>
-      <w:r>
-        <w:rPr>
-          <w:rFonts w:ascii="Avenir Next" w:hAnsi="Avenir Next" w:cs="Avenir Next" w:eastAsia="Avenir Next"/>
-          <w:color w:val="1A1A1A"/>
-          <w:sz w:val="18"/>
-          <w:szCs w:val="18"/>
-        </w:rPr>
         <w:tab/>
       </w:r>
       <w:r>
         <w:rPr>
           <w:rFonts w:ascii="Avenir Next" w:hAnsi="Avenir Next" w:cs="Avenir Next" w:eastAsia="Avenir Next"/>
           <w:color w:val="1A1A1A"/>
-          <w:sz w:val="21"/>
+          <w:sz w:val="22"/>
           <w:szCs w:val="21"/>
         </w:rPr>
         <w:t xml:space="preserve">Unit: </w:t>
@@ -977,25 +986,25 @@
           <w:rFonts w:ascii="Avenir Next" w:hAnsi="Avenir Next" w:cs="Avenir Next" w:eastAsia="Avenir Next"/>
           <w:b/>
           <w:color w:val="003A70"/>
+          <w:sz w:val="22"/>
+          <w:szCs w:val="18"/>
+        </w:rPr>
+        <w:t xml:space="preserve">Step 1</w:t>
+      </w:r>
+      <w:r>
+        <w:rPr>
+          <w:rFonts w:ascii="Avenir Next" w:hAnsi="Avenir Next" w:cs="Avenir Next" w:eastAsia="Avenir Next"/>
+          <w:color w:val="1A1A1A"/>
           <w:sz w:val="18"/>
           <w:szCs w:val="18"/>
         </w:rPr>
-        <w:t xml:space="preserve">Step 1</w:t>
-      </w:r>
-      <w:r>
-        <w:rPr>
-          <w:rFonts w:ascii="Avenir Next" w:hAnsi="Avenir Next" w:cs="Avenir Next" w:eastAsia="Avenir Next"/>
-          <w:color w:val="1A1A1A"/>
-          <w:sz w:val="18"/>
-          <w:szCs w:val="18"/>
-        </w:rPr>
         <w:tab/>
       </w:r>
       <w:r>
         <w:rPr>
           <w:rFonts w:ascii="Avenir Next" w:hAnsi="Avenir Next" w:cs="Avenir Next" w:eastAsia="Avenir Next"/>
           <w:color w:val="1A1A1A"/>
-          <w:sz w:val="21"/>
+          <w:sz w:val="22"/>
           <w:szCs w:val="21"/>
         </w:rPr>
         <w:t xml:space="preserve">B = 9 × 4 = </w:t>
@@ -1025,25 +1034,25 @@
           <w:rFonts w:ascii="Avenir Next" w:hAnsi="Avenir Next" w:cs="Avenir Next" w:eastAsia="Avenir Next"/>
           <w:b/>
           <w:color w:val="003A70"/>
+          <w:sz w:val="22"/>
+          <w:szCs w:val="18"/>
+        </w:rPr>
+        <w:t xml:space="preserve">Step 2</w:t>
+      </w:r>
+      <w:r>
+        <w:rPr>
+          <w:rFonts w:ascii="Avenir Next" w:hAnsi="Avenir Next" w:cs="Avenir Next" w:eastAsia="Avenir Next"/>
+          <w:color w:val="1A1A1A"/>
           <w:sz w:val="18"/>
           <w:szCs w:val="18"/>
         </w:rPr>
-        <w:t xml:space="preserve">Step 2</w:t>
-      </w:r>
-      <w:r>
-        <w:rPr>
-          <w:rFonts w:ascii="Avenir Next" w:hAnsi="Avenir Next" w:cs="Avenir Next" w:eastAsia="Avenir Next"/>
-          <w:color w:val="1A1A1A"/>
-          <w:sz w:val="18"/>
-          <w:szCs w:val="18"/>
-        </w:rPr>
         <w:tab/>
       </w:r>
       <w:r>
         <w:rPr>
           <w:rFonts w:ascii="Avenir Next" w:hAnsi="Avenir Next" w:cs="Avenir Next" w:eastAsia="Avenir Next"/>
           <w:color w:val="1A1A1A"/>
-          <w:sz w:val="21"/>
+          <w:sz w:val="22"/>
           <w:szCs w:val="21"/>
         </w:rPr>
         <w:t xml:space="preserve">V = 36 × 5 = </w:t>
@@ -1073,25 +1082,25 @@
           <w:rFonts w:ascii="Avenir Next" w:hAnsi="Avenir Next" w:cs="Avenir Next" w:eastAsia="Avenir Next"/>
           <w:b/>
           <w:color w:val="003A70"/>
+          <w:sz w:val="22"/>
+          <w:szCs w:val="18"/>
+        </w:rPr>
+        <w:t xml:space="preserve">Step 3</w:t>
+      </w:r>
+      <w:r>
+        <w:rPr>
+          <w:rFonts w:ascii="Avenir Next" w:hAnsi="Avenir Next" w:cs="Avenir Next" w:eastAsia="Avenir Next"/>
+          <w:color w:val="1A1A1A"/>
           <w:sz w:val="18"/>
           <w:szCs w:val="18"/>
         </w:rPr>
-        <w:t xml:space="preserve">Step 3</w:t>
-      </w:r>
-      <w:r>
-        <w:rPr>
-          <w:rFonts w:ascii="Avenir Next" w:hAnsi="Avenir Next" w:cs="Avenir Next" w:eastAsia="Avenir Next"/>
-          <w:color w:val="1A1A1A"/>
-          <w:sz w:val="18"/>
-          <w:szCs w:val="18"/>
-        </w:rPr>
         <w:tab/>
       </w:r>
       <w:r>
         <w:rPr>
           <w:rFonts w:ascii="Avenir Next" w:hAnsi="Avenir Next" w:cs="Avenir Next" w:eastAsia="Avenir Next"/>
           <w:color w:val="1A1A1A"/>
-          <w:sz w:val="21"/>
+          <w:sz w:val="22"/>
           <w:szCs w:val="21"/>
         </w:rPr>
         <w:t xml:space="preserve">Unit: </w:t>
@@ -1114,6 +1123,7 @@
     </w:p>
     <w:p>
       <w:pPr>
+        <w:pStyle w:val="Heading2"/>
         <w:keepNext/>
         <w:pBdr>
           <w:bottom w:val="single" w:sz="8" w:space="3" w:color="003A70"/>
@@ -1129,7 +1139,7 @@
           <w:b/>
           <w:color w:val="003A70"/>
           <w:spacing w:val="14"/>
-          <w:sz w:val="19"/>
+          <w:sz w:val="22"/>
           <w:szCs w:val="19"/>
         </w:rPr>
         <w:t xml:space="preserve">YOUR TURN</w:t>
@@ -1148,7 +1158,7 @@
           <w:rFonts w:ascii="Avenir Next" w:hAnsi="Avenir Next" w:cs="Avenir Next" w:eastAsia="Avenir Next"/>
           <w:i/>
           <w:color w:val="5A5F66"/>
-          <w:sz w:val="17"/>
+          <w:sz w:val="22"/>
           <w:szCs w:val="17"/>
         </w:rPr>
         <w:t xml:space="preserve">use the steps on your own</w:t>
@@ -1319,7 +1329,7 @@
                       <w:szCs w:val="22"/>
                       <w:u w:val="single"/>
                     </w:rPr>
-                    <w:t xml:space="preserve">        </w:t>
+                    <w:t xml:space="preserve">            </w:t>
                   </w:r>
                 </w:p>
               </w:tc>
@@ -1381,7 +1391,7 @@
                       <w:szCs w:val="22"/>
                       <w:u w:val="single"/>
                     </w:rPr>
-                    <w:t xml:space="preserve">        </w:t>
+                    <w:t xml:space="preserve">            </w:t>
                   </w:r>
                 </w:p>
               </w:tc>
@@ -1449,7 +1459,7 @@
                       <w:szCs w:val="22"/>
                       <w:u w:val="single"/>
                     </w:rPr>
-                    <w:t xml:space="preserve">        </w:t>
+                    <w:t xml:space="preserve">            </w:t>
                   </w:r>
                 </w:p>
               </w:tc>
@@ -1511,7 +1521,7 @@
                       <w:szCs w:val="22"/>
                       <w:u w:val="single"/>
                     </w:rPr>
-                    <w:t xml:space="preserve">        </w:t>
+                    <w:t xml:space="preserve">            </w:t>
                   </w:r>
                 </w:p>
               </w:tc>
@@ -1579,7 +1589,7 @@
                       <w:szCs w:val="22"/>
                       <w:u w:val="single"/>
                     </w:rPr>
-                    <w:t xml:space="preserve">        </w:t>
+                    <w:t xml:space="preserve">            </w:t>
                   </w:r>
                 </w:p>
               </w:tc>
@@ -1641,7 +1651,7 @@
                       <w:szCs w:val="22"/>
                       <w:u w:val="single"/>
                     </w:rPr>
-                    <w:t xml:space="preserve">        </w:t>
+                    <w:t xml:space="preserve">            </w:t>
                   </w:r>
                 </w:p>
               </w:tc>
@@ -1673,7 +1683,7 @@
           <w:caps/>
           <w:color w:val="003A70"/>
           <w:spacing w:val="12"/>
-          <w:sz w:val="19"/>
+          <w:sz w:val="22"/>
           <w:szCs w:val="19"/>
         </w:rPr>
         <w:t xml:space="preserve">Lesson 5-5  ·  Session 2  ·  Prerequisite Practice B  ·  Skill 2 of 2</w:t>
@@ -1681,6 +1691,7 @@
     </w:p>
     <w:p>
       <w:pPr>
+        <w:pStyle w:val="Heading1"/>
         <w:keepNext/>
         <w:spacing w:before="0" w:after="10" w:line="240" w:lineRule="auto"/>
       </w:pPr>
@@ -1706,7 +1717,7 @@
         <w:rPr>
           <w:rFonts w:ascii="Avenir Next" w:hAnsi="Avenir Next" w:cs="Avenir Next" w:eastAsia="Avenir Next"/>
           <w:color w:val="5A5F66"/>
-          <w:sz w:val="17"/>
+          <w:sz w:val="22"/>
           <w:szCs w:val="17"/>
         </w:rPr>
         <w:t xml:space="preserve">Builds on Lesson 5-2 Session 2 · 6.G.A.1</w:t>
@@ -1749,6 +1760,7 @@
           </w:tcPr>
           <w:p>
             <w:pPr>
+              <w:pStyle w:val="Heading2"/>
               <w:spacing w:before="0" w:after="0" w:line="252" w:lineRule="auto"/>
             </w:pPr>
             <w:r>
@@ -1778,7 +1790,7 @@
               <w:rPr>
                 <w:rFonts w:ascii="Avenir Next" w:hAnsi="Avenir Next" w:cs="Avenir Next" w:eastAsia="Avenir Next"/>
                 <w:color w:val="1A1A1A"/>
-                <w:sz w:val="20"/>
+                <w:sz w:val="22"/>
                 <w:szCs w:val="20"/>
               </w:rPr>
               <w:t xml:space="preserve">You will find a missing edge, like the width of a 5,400 in³ tank.</w:t>
@@ -1798,6 +1810,7 @@
           </w:tcPr>
           <w:p>
             <w:pPr>
+              <w:pStyle w:val="Heading2"/>
               <w:spacing w:before="0" w:after="0" w:line="252" w:lineRule="auto"/>
             </w:pPr>
             <w:r>
@@ -1827,7 +1840,7 @@
               <w:rPr>
                 <w:rFonts w:ascii="Avenir Next" w:hAnsi="Avenir Next" w:cs="Avenir Next" w:eastAsia="Avenir Next"/>
                 <w:color w:val="1A1A1A"/>
-                <w:sz w:val="20"/>
+                <w:sz w:val="22"/>
                 <w:szCs w:val="20"/>
               </w:rPr>
               <w:t xml:space="preserve">Find a missing side: total ÷ the side you know.  </w:t>
@@ -1837,7 +1850,7 @@
                 <w:rFonts w:ascii="Avenir Next" w:hAnsi="Avenir Next" w:cs="Avenir Next" w:eastAsia="Avenir Next"/>
                 <w:b/>
                 <w:color w:val="1A1A1A"/>
-                <w:sz w:val="20"/>
+                <w:sz w:val="22"/>
                 <w:szCs w:val="20"/>
               </w:rPr>
               <w:t xml:space="preserve">You will use it in Practice Form A, problems 2, 3, and 7.</w:t>
@@ -1848,6 +1861,7 @@
     </w:tbl>
     <w:p>
       <w:pPr>
+        <w:pStyle w:val="Heading2"/>
         <w:keepNext/>
         <w:pBdr>
           <w:bottom w:val="single" w:sz="8" w:space="3" w:color="003A70"/>
@@ -1863,7 +1877,7 @@
           <w:b/>
           <w:color w:val="003A70"/>
           <w:spacing w:val="14"/>
-          <w:sz w:val="19"/>
+          <w:sz w:val="22"/>
           <w:szCs w:val="19"/>
         </w:rPr>
         <w:t xml:space="preserve">STEPS TO FOLLOW</w:t>
@@ -1882,7 +1896,7 @@
           <w:rFonts w:ascii="Avenir Next" w:hAnsi="Avenir Next" w:cs="Avenir Next" w:eastAsia="Avenir Next"/>
           <w:i/>
           <w:color w:val="5A5F66"/>
-          <w:sz w:val="17"/>
+          <w:sz w:val="22"/>
           <w:szCs w:val="17"/>
         </w:rPr>
         <w:t xml:space="preserve">use these same steps on every problem</w:t>
@@ -1924,6 +1938,7 @@
           </w:tcPr>
           <w:p>
             <w:pPr>
+              <w:pStyle w:val="Heading1"/>
               <w:spacing w:before="0" w:after="0" w:line="240" w:lineRule="auto"/>
               <w:jc w:val="center"/>
             </w:pPr>
@@ -1953,7 +1968,7 @@
                 <w:rFonts w:ascii="Avenir Next" w:hAnsi="Avenir Next" w:cs="Avenir Next" w:eastAsia="Avenir Next"/>
                 <w:b/>
                 <w:color w:val="1A1A1A"/>
-                <w:sz w:val="21"/>
+                <w:sz w:val="22"/>
                 <w:szCs w:val="21"/>
               </w:rPr>
               <w:t xml:space="preserve">Write</w:t>
@@ -1962,7 +1977,7 @@
               <w:rPr>
                 <w:rFonts w:ascii="Avenir Next" w:hAnsi="Avenir Next" w:cs="Avenir Next" w:eastAsia="Avenir Next"/>
                 <w:color w:val="1A1A1A"/>
-                <w:sz w:val="21"/>
+                <w:sz w:val="22"/>
                 <w:szCs w:val="21"/>
               </w:rPr>
               <w:t xml:space="preserve"> the fact with a ? for the missing number.</w:t>
@@ -1981,6 +1996,7 @@
           </w:tcPr>
           <w:p>
             <w:pPr>
+              <w:pStyle w:val="Heading1"/>
               <w:spacing w:before="0" w:after="0" w:line="240" w:lineRule="auto"/>
               <w:jc w:val="center"/>
             </w:pPr>
@@ -2010,7 +2026,7 @@
                 <w:rFonts w:ascii="Avenir Next" w:hAnsi="Avenir Next" w:cs="Avenir Next" w:eastAsia="Avenir Next"/>
                 <w:b/>
                 <w:color w:val="1A1A1A"/>
-                <w:sz w:val="21"/>
+                <w:sz w:val="22"/>
                 <w:szCs w:val="21"/>
               </w:rPr>
               <w:t xml:space="preserve">Divide</w:t>
@@ -2019,7 +2035,7 @@
               <w:rPr>
                 <w:rFonts w:ascii="Avenir Next" w:hAnsi="Avenir Next" w:cs="Avenir Next" w:eastAsia="Avenir Next"/>
                 <w:color w:val="1A1A1A"/>
-                <w:sz w:val="21"/>
+                <w:sz w:val="22"/>
                 <w:szCs w:val="21"/>
               </w:rPr>
               <w:t xml:space="preserve"> the total by the number you know.</w:t>
@@ -2038,6 +2054,7 @@
           </w:tcPr>
           <w:p>
             <w:pPr>
+              <w:pStyle w:val="Heading1"/>
               <w:spacing w:before="0" w:after="0" w:line="240" w:lineRule="auto"/>
               <w:jc w:val="center"/>
             </w:pPr>
@@ -2067,7 +2084,7 @@
                 <w:rFonts w:ascii="Avenir Next" w:hAnsi="Avenir Next" w:cs="Avenir Next" w:eastAsia="Avenir Next"/>
                 <w:b/>
                 <w:color w:val="1A1A1A"/>
-                <w:sz w:val="21"/>
+                <w:sz w:val="22"/>
                 <w:szCs w:val="21"/>
               </w:rPr>
               <w:t xml:space="preserve">Check</w:t>
@@ -2076,7 +2093,7 @@
               <w:rPr>
                 <w:rFonts w:ascii="Avenir Next" w:hAnsi="Avenir Next" w:cs="Avenir Next" w:eastAsia="Avenir Next"/>
                 <w:color w:val="1A1A1A"/>
-                <w:sz w:val="21"/>
+                <w:sz w:val="22"/>
                 <w:szCs w:val="21"/>
               </w:rPr>
               <w:t xml:space="preserve">: multiply back to get the total.</w:t>
@@ -2087,6 +2104,7 @@
     </w:tbl>
     <w:p>
       <w:pPr>
+        <w:pStyle w:val="Heading2"/>
         <w:keepNext/>
         <w:pBdr>
           <w:bottom w:val="single" w:sz="8" w:space="3" w:color="003A70"/>
@@ -2102,7 +2120,7 @@
           <w:b/>
           <w:color w:val="003A70"/>
           <w:spacing w:val="14"/>
-          <w:sz w:val="19"/>
+          <w:sz w:val="22"/>
           <w:szCs w:val="19"/>
         </w:rPr>
         <w:t xml:space="preserve">WATCH ME</w:t>
@@ -2121,7 +2139,7 @@
           <w:rFonts w:ascii="Avenir Next" w:hAnsi="Avenir Next" w:cs="Avenir Next" w:eastAsia="Avenir Next"/>
           <w:i/>
           <w:color w:val="5A5F66"/>
-          <w:sz w:val="17"/>
+          <w:sz w:val="22"/>
           <w:szCs w:val="17"/>
         </w:rPr>
         <w:t xml:space="preserve">the steps in action</w:t>
@@ -2136,7 +2154,7 @@
           <w:rFonts w:ascii="Avenir Next" w:hAnsi="Avenir Next" w:cs="Avenir Next" w:eastAsia="Avenir Next"/>
           <w:b/>
           <w:color w:val="1A1A1A"/>
-          <w:sz w:val="21"/>
+          <w:sz w:val="22"/>
           <w:szCs w:val="21"/>
         </w:rPr>
         <w:t xml:space="preserve">A rectangle has an area of 252 m². Its width is 12 m. Find its length.</w:t>
@@ -2155,25 +2173,25 @@
           <w:rFonts w:ascii="Avenir Next" w:hAnsi="Avenir Next" w:cs="Avenir Next" w:eastAsia="Avenir Next"/>
           <w:b/>
           <w:color w:val="003A70"/>
+          <w:sz w:val="22"/>
+          <w:szCs w:val="19"/>
+        </w:rPr>
+        <w:t xml:space="preserve">Step 1</w:t>
+      </w:r>
+      <w:r>
+        <w:rPr>
+          <w:rFonts w:ascii="Avenir Next" w:hAnsi="Avenir Next" w:cs="Avenir Next" w:eastAsia="Avenir Next"/>
+          <w:color w:val="1A1A1A"/>
           <w:sz w:val="19"/>
           <w:szCs w:val="19"/>
         </w:rPr>
-        <w:t xml:space="preserve">Step 1</w:t>
-      </w:r>
-      <w:r>
-        <w:rPr>
-          <w:rFonts w:ascii="Avenir Next" w:hAnsi="Avenir Next" w:cs="Avenir Next" w:eastAsia="Avenir Next"/>
-          <w:color w:val="1A1A1A"/>
-          <w:sz w:val="19"/>
-          <w:szCs w:val="19"/>
-        </w:rPr>
         <w:tab/>
       </w:r>
       <w:r>
         <w:rPr>
           <w:rFonts w:ascii="Avenir Next" w:hAnsi="Avenir Next" w:cs="Avenir Next" w:eastAsia="Avenir Next"/>
           <w:color w:val="1A1A1A"/>
-          <w:sz w:val="21"/>
+          <w:sz w:val="22"/>
           <w:szCs w:val="21"/>
         </w:rPr>
         <w:t xml:space="preserve">? × 12 = 252.</w:t>
@@ -2192,25 +2210,25 @@
           <w:rFonts w:ascii="Avenir Next" w:hAnsi="Avenir Next" w:cs="Avenir Next" w:eastAsia="Avenir Next"/>
           <w:b/>
           <w:color w:val="003A70"/>
+          <w:sz w:val="22"/>
+          <w:szCs w:val="19"/>
+        </w:rPr>
+        <w:t xml:space="preserve">Step 2</w:t>
+      </w:r>
+      <w:r>
+        <w:rPr>
+          <w:rFonts w:ascii="Avenir Next" w:hAnsi="Avenir Next" w:cs="Avenir Next" w:eastAsia="Avenir Next"/>
+          <w:color w:val="1A1A1A"/>
           <w:sz w:val="19"/>
           <w:szCs w:val="19"/>
         </w:rPr>
-        <w:t xml:space="preserve">Step 2</w:t>
-      </w:r>
-      <w:r>
-        <w:rPr>
-          <w:rFonts w:ascii="Avenir Next" w:hAnsi="Avenir Next" w:cs="Avenir Next" w:eastAsia="Avenir Next"/>
-          <w:color w:val="1A1A1A"/>
-          <w:sz w:val="19"/>
-          <w:szCs w:val="19"/>
-        </w:rPr>
         <w:tab/>
       </w:r>
       <w:r>
         <w:rPr>
           <w:rFonts w:ascii="Avenir Next" w:hAnsi="Avenir Next" w:cs="Avenir Next" w:eastAsia="Avenir Next"/>
           <w:color w:val="1A1A1A"/>
-          <w:sz w:val="21"/>
+          <w:sz w:val="22"/>
           <w:szCs w:val="21"/>
         </w:rPr>
         <w:t xml:space="preserve">252 ÷ 12 = 21.</w:t>
@@ -2229,25 +2247,25 @@
           <w:rFonts w:ascii="Avenir Next" w:hAnsi="Avenir Next" w:cs="Avenir Next" w:eastAsia="Avenir Next"/>
           <w:b/>
           <w:color w:val="003A70"/>
+          <w:sz w:val="22"/>
+          <w:szCs w:val="19"/>
+        </w:rPr>
+        <w:t xml:space="preserve">Step 3</w:t>
+      </w:r>
+      <w:r>
+        <w:rPr>
+          <w:rFonts w:ascii="Avenir Next" w:hAnsi="Avenir Next" w:cs="Avenir Next" w:eastAsia="Avenir Next"/>
+          <w:color w:val="1A1A1A"/>
           <w:sz w:val="19"/>
           <w:szCs w:val="19"/>
         </w:rPr>
-        <w:t xml:space="preserve">Step 3</w:t>
-      </w:r>
-      <w:r>
-        <w:rPr>
-          <w:rFonts w:ascii="Avenir Next" w:hAnsi="Avenir Next" w:cs="Avenir Next" w:eastAsia="Avenir Next"/>
-          <w:color w:val="1A1A1A"/>
-          <w:sz w:val="19"/>
-          <w:szCs w:val="19"/>
-        </w:rPr>
         <w:tab/>
       </w:r>
       <w:r>
         <w:rPr>
           <w:rFonts w:ascii="Avenir Next" w:hAnsi="Avenir Next" w:cs="Avenir Next" w:eastAsia="Avenir Next"/>
           <w:color w:val="1A1A1A"/>
-          <w:sz w:val="21"/>
+          <w:sz w:val="22"/>
           <w:szCs w:val="21"/>
         </w:rPr>
         <w:t xml:space="preserve">21 × 12 = 252. It checks.</w:t>
@@ -2266,33 +2284,34 @@
           <w:rFonts w:ascii="Avenir Next" w:hAnsi="Avenir Next" w:cs="Avenir Next" w:eastAsia="Avenir Next"/>
           <w:b/>
           <w:color w:val="1A1A1A"/>
+          <w:sz w:val="22"/>
+          <w:szCs w:val="21"/>
+        </w:rPr>
+        <w:t xml:space="preserve">Answer</w:t>
+      </w:r>
+      <w:r>
+        <w:rPr>
+          <w:rFonts w:ascii="Avenir Next" w:hAnsi="Avenir Next" w:cs="Avenir Next" w:eastAsia="Avenir Next"/>
+          <w:color w:val="1A1A1A"/>
           <w:sz w:val="21"/>
           <w:szCs w:val="21"/>
         </w:rPr>
-        <w:t xml:space="preserve">Answer</w:t>
-      </w:r>
-      <w:r>
-        <w:rPr>
-          <w:rFonts w:ascii="Avenir Next" w:hAnsi="Avenir Next" w:cs="Avenir Next" w:eastAsia="Avenir Next"/>
-          <w:color w:val="1A1A1A"/>
-          <w:sz w:val="21"/>
+        <w:tab/>
+      </w:r>
+      <w:r>
+        <w:rPr>
+          <w:rFonts w:ascii="Avenir Next" w:hAnsi="Avenir Next" w:cs="Avenir Next" w:eastAsia="Avenir Next"/>
+          <w:b/>
+          <w:color w:val="1A1A1A"/>
+          <w:sz w:val="22"/>
           <w:szCs w:val="21"/>
         </w:rPr>
-        <w:tab/>
-      </w:r>
-      <w:r>
-        <w:rPr>
-          <w:rFonts w:ascii="Avenir Next" w:hAnsi="Avenir Next" w:cs="Avenir Next" w:eastAsia="Avenir Next"/>
-          <w:b/>
-          <w:color w:val="1A1A1A"/>
-          <w:sz w:val="21"/>
-          <w:szCs w:val="21"/>
-        </w:rPr>
         <w:t xml:space="preserve">21 m</w:t>
       </w:r>
     </w:p>
     <w:p>
       <w:pPr>
+        <w:pStyle w:val="Heading2"/>
         <w:keepNext/>
         <w:pBdr>
           <w:bottom w:val="single" w:sz="8" w:space="3" w:color="003A70"/>
@@ -2308,7 +2327,7 @@
           <w:b/>
           <w:color w:val="003A70"/>
           <w:spacing w:val="14"/>
-          <w:sz w:val="19"/>
+          <w:sz w:val="22"/>
           <w:szCs w:val="19"/>
         </w:rPr>
         <w:t xml:space="preserve">TRY IT WITH HELP</w:t>
@@ -2327,7 +2346,7 @@
           <w:rFonts w:ascii="Avenir Next" w:hAnsi="Avenir Next" w:cs="Avenir Next" w:eastAsia="Avenir Next"/>
           <w:i/>
           <w:color w:val="5A5F66"/>
-          <w:sz w:val="17"/>
+          <w:sz w:val="22"/>
           <w:szCs w:val="17"/>
         </w:rPr>
         <w:t xml:space="preserve">fill in each step</w:t>
@@ -2385,25 +2404,25 @@
           <w:rFonts w:ascii="Avenir Next" w:hAnsi="Avenir Next" w:cs="Avenir Next" w:eastAsia="Avenir Next"/>
           <w:b/>
           <w:color w:val="003A70"/>
+          <w:sz w:val="22"/>
+          <w:szCs w:val="18"/>
+        </w:rPr>
+        <w:t xml:space="preserve">Step 1</w:t>
+      </w:r>
+      <w:r>
+        <w:rPr>
+          <w:rFonts w:ascii="Avenir Next" w:hAnsi="Avenir Next" w:cs="Avenir Next" w:eastAsia="Avenir Next"/>
+          <w:color w:val="1A1A1A"/>
           <w:sz w:val="18"/>
           <w:szCs w:val="18"/>
         </w:rPr>
-        <w:t xml:space="preserve">Step 1</w:t>
-      </w:r>
-      <w:r>
-        <w:rPr>
-          <w:rFonts w:ascii="Avenir Next" w:hAnsi="Avenir Next" w:cs="Avenir Next" w:eastAsia="Avenir Next"/>
-          <w:color w:val="1A1A1A"/>
-          <w:sz w:val="18"/>
-          <w:szCs w:val="18"/>
-        </w:rPr>
         <w:tab/>
       </w:r>
       <w:r>
         <w:rPr>
           <w:rFonts w:ascii="Avenir Next" w:hAnsi="Avenir Next" w:cs="Avenir Next" w:eastAsia="Avenir Next"/>
           <w:color w:val="1A1A1A"/>
-          <w:sz w:val="21"/>
+          <w:sz w:val="22"/>
           <w:szCs w:val="21"/>
         </w:rPr>
         <w:t xml:space="preserve">? × 8 = </w:t>
@@ -2433,25 +2452,25 @@
           <w:rFonts w:ascii="Avenir Next" w:hAnsi="Avenir Next" w:cs="Avenir Next" w:eastAsia="Avenir Next"/>
           <w:b/>
           <w:color w:val="003A70"/>
+          <w:sz w:val="22"/>
+          <w:szCs w:val="18"/>
+        </w:rPr>
+        <w:t xml:space="preserve">Step 2</w:t>
+      </w:r>
+      <w:r>
+        <w:rPr>
+          <w:rFonts w:ascii="Avenir Next" w:hAnsi="Avenir Next" w:cs="Avenir Next" w:eastAsia="Avenir Next"/>
+          <w:color w:val="1A1A1A"/>
           <w:sz w:val="18"/>
           <w:szCs w:val="18"/>
         </w:rPr>
-        <w:t xml:space="preserve">Step 2</w:t>
-      </w:r>
-      <w:r>
-        <w:rPr>
-          <w:rFonts w:ascii="Avenir Next" w:hAnsi="Avenir Next" w:cs="Avenir Next" w:eastAsia="Avenir Next"/>
-          <w:color w:val="1A1A1A"/>
-          <w:sz w:val="18"/>
-          <w:szCs w:val="18"/>
-        </w:rPr>
         <w:tab/>
       </w:r>
       <w:r>
         <w:rPr>
           <w:rFonts w:ascii="Avenir Next" w:hAnsi="Avenir Next" w:cs="Avenir Next" w:eastAsia="Avenir Next"/>
           <w:color w:val="1A1A1A"/>
-          <w:sz w:val="21"/>
+          <w:sz w:val="22"/>
           <w:szCs w:val="21"/>
         </w:rPr>
         <w:t xml:space="preserve">96 ÷ 8 = </w:t>
@@ -2481,25 +2500,25 @@
           <w:rFonts w:ascii="Avenir Next" w:hAnsi="Avenir Next" w:cs="Avenir Next" w:eastAsia="Avenir Next"/>
           <w:b/>
           <w:color w:val="003A70"/>
+          <w:sz w:val="22"/>
+          <w:szCs w:val="18"/>
+        </w:rPr>
+        <w:t xml:space="preserve">Step 3</w:t>
+      </w:r>
+      <w:r>
+        <w:rPr>
+          <w:rFonts w:ascii="Avenir Next" w:hAnsi="Avenir Next" w:cs="Avenir Next" w:eastAsia="Avenir Next"/>
+          <w:color w:val="1A1A1A"/>
           <w:sz w:val="18"/>
           <w:szCs w:val="18"/>
         </w:rPr>
-        <w:t xml:space="preserve">Step 3</w:t>
-      </w:r>
-      <w:r>
-        <w:rPr>
-          <w:rFonts w:ascii="Avenir Next" w:hAnsi="Avenir Next" w:cs="Avenir Next" w:eastAsia="Avenir Next"/>
-          <w:color w:val="1A1A1A"/>
-          <w:sz w:val="18"/>
-          <w:szCs w:val="18"/>
-        </w:rPr>
         <w:tab/>
       </w:r>
       <w:r>
         <w:rPr>
           <w:rFonts w:ascii="Avenir Next" w:hAnsi="Avenir Next" w:cs="Avenir Next" w:eastAsia="Avenir Next"/>
           <w:color w:val="1A1A1A"/>
-          <w:sz w:val="21"/>
+          <w:sz w:val="22"/>
           <w:szCs w:val="21"/>
         </w:rPr>
         <w:t xml:space="preserve">12 × 8 = </w:t>
@@ -2572,25 +2591,25 @@
           <w:rFonts w:ascii="Avenir Next" w:hAnsi="Avenir Next" w:cs="Avenir Next" w:eastAsia="Avenir Next"/>
           <w:b/>
           <w:color w:val="003A70"/>
+          <w:sz w:val="22"/>
+          <w:szCs w:val="18"/>
+        </w:rPr>
+        <w:t xml:space="preserve">Step 1</w:t>
+      </w:r>
+      <w:r>
+        <w:rPr>
+          <w:rFonts w:ascii="Avenir Next" w:hAnsi="Avenir Next" w:cs="Avenir Next" w:eastAsia="Avenir Next"/>
+          <w:color w:val="1A1A1A"/>
           <w:sz w:val="18"/>
           <w:szCs w:val="18"/>
         </w:rPr>
-        <w:t xml:space="preserve">Step 1</w:t>
-      </w:r>
-      <w:r>
-        <w:rPr>
-          <w:rFonts w:ascii="Avenir Next" w:hAnsi="Avenir Next" w:cs="Avenir Next" w:eastAsia="Avenir Next"/>
-          <w:color w:val="1A1A1A"/>
-          <w:sz w:val="18"/>
-          <w:szCs w:val="18"/>
-        </w:rPr>
         <w:tab/>
       </w:r>
       <w:r>
         <w:rPr>
           <w:rFonts w:ascii="Avenir Next" w:hAnsi="Avenir Next" w:cs="Avenir Next" w:eastAsia="Avenir Next"/>
           <w:color w:val="1A1A1A"/>
-          <w:sz w:val="21"/>
+          <w:sz w:val="22"/>
           <w:szCs w:val="21"/>
         </w:rPr>
         <w:t xml:space="preserve">13 × ? = </w:t>
@@ -2620,25 +2639,25 @@
           <w:rFonts w:ascii="Avenir Next" w:hAnsi="Avenir Next" w:cs="Avenir Next" w:eastAsia="Avenir Next"/>
           <w:b/>
           <w:color w:val="003A70"/>
+          <w:sz w:val="22"/>
+          <w:szCs w:val="18"/>
+        </w:rPr>
+        <w:t xml:space="preserve">Step 2</w:t>
+      </w:r>
+      <w:r>
+        <w:rPr>
+          <w:rFonts w:ascii="Avenir Next" w:hAnsi="Avenir Next" w:cs="Avenir Next" w:eastAsia="Avenir Next"/>
+          <w:color w:val="1A1A1A"/>
           <w:sz w:val="18"/>
           <w:szCs w:val="18"/>
         </w:rPr>
-        <w:t xml:space="preserve">Step 2</w:t>
-      </w:r>
-      <w:r>
-        <w:rPr>
-          <w:rFonts w:ascii="Avenir Next" w:hAnsi="Avenir Next" w:cs="Avenir Next" w:eastAsia="Avenir Next"/>
-          <w:color w:val="1A1A1A"/>
-          <w:sz w:val="18"/>
-          <w:szCs w:val="18"/>
-        </w:rPr>
         <w:tab/>
       </w:r>
       <w:r>
         <w:rPr>
           <w:rFonts w:ascii="Avenir Next" w:hAnsi="Avenir Next" w:cs="Avenir Next" w:eastAsia="Avenir Next"/>
           <w:color w:val="1A1A1A"/>
-          <w:sz w:val="21"/>
+          <w:sz w:val="22"/>
           <w:szCs w:val="21"/>
         </w:rPr>
         <w:t xml:space="preserve">130 ÷ 13 = </w:t>
@@ -2668,25 +2687,25 @@
           <w:rFonts w:ascii="Avenir Next" w:hAnsi="Avenir Next" w:cs="Avenir Next" w:eastAsia="Avenir Next"/>
           <w:b/>
           <w:color w:val="003A70"/>
+          <w:sz w:val="22"/>
+          <w:szCs w:val="18"/>
+        </w:rPr>
+        <w:t xml:space="preserve">Step 3</w:t>
+      </w:r>
+      <w:r>
+        <w:rPr>
+          <w:rFonts w:ascii="Avenir Next" w:hAnsi="Avenir Next" w:cs="Avenir Next" w:eastAsia="Avenir Next"/>
+          <w:color w:val="1A1A1A"/>
           <w:sz w:val="18"/>
           <w:szCs w:val="18"/>
         </w:rPr>
-        <w:t xml:space="preserve">Step 3</w:t>
-      </w:r>
-      <w:r>
-        <w:rPr>
-          <w:rFonts w:ascii="Avenir Next" w:hAnsi="Avenir Next" w:cs="Avenir Next" w:eastAsia="Avenir Next"/>
-          <w:color w:val="1A1A1A"/>
-          <w:sz w:val="18"/>
-          <w:szCs w:val="18"/>
-        </w:rPr>
         <w:tab/>
       </w:r>
       <w:r>
         <w:rPr>
           <w:rFonts w:ascii="Avenir Next" w:hAnsi="Avenir Next" w:cs="Avenir Next" w:eastAsia="Avenir Next"/>
           <w:color w:val="1A1A1A"/>
-          <w:sz w:val="21"/>
+          <w:sz w:val="22"/>
           <w:szCs w:val="21"/>
         </w:rPr>
         <w:t xml:space="preserve">10 × 13 = </w:t>
@@ -2709,6 +2728,7 @@
     </w:p>
     <w:p>
       <w:pPr>
+        <w:pStyle w:val="Heading2"/>
         <w:keepNext/>
         <w:pBdr>
           <w:bottom w:val="single" w:sz="8" w:space="3" w:color="003A70"/>
@@ -2724,7 +2744,7 @@
           <w:b/>
           <w:color w:val="003A70"/>
           <w:spacing w:val="14"/>
-          <w:sz w:val="19"/>
+          <w:sz w:val="22"/>
           <w:szCs w:val="19"/>
         </w:rPr>
         <w:t xml:space="preserve">YOUR TURN</w:t>
@@ -2743,7 +2763,7 @@
           <w:rFonts w:ascii="Avenir Next" w:hAnsi="Avenir Next" w:cs="Avenir Next" w:eastAsia="Avenir Next"/>
           <w:i/>
           <w:color w:val="5A5F66"/>
-          <w:sz w:val="17"/>
+          <w:sz w:val="22"/>
           <w:szCs w:val="17"/>
         </w:rPr>
         <w:t xml:space="preserve">use the steps on your own</w:t>
@@ -2915,7 +2935,7 @@
                       <w:szCs w:val="22"/>
                       <w:u w:val="single"/>
                     </w:rPr>
-                    <w:t xml:space="preserve">        </w:t>
+                    <w:t xml:space="preserve">            </w:t>
                   </w:r>
                 </w:p>
               </w:tc>
@@ -2977,7 +2997,7 @@
                       <w:szCs w:val="22"/>
                       <w:u w:val="single"/>
                     </w:rPr>
-                    <w:t xml:space="preserve">        </w:t>
+                    <w:t xml:space="preserve">            </w:t>
                   </w:r>
                 </w:p>
               </w:tc>
@@ -3039,7 +3059,7 @@
                       <w:szCs w:val="22"/>
                       <w:u w:val="single"/>
                     </w:rPr>
-                    <w:t xml:space="preserve">        </w:t>
+                    <w:t xml:space="preserve">            </w:t>
                   </w:r>
                 </w:p>
               </w:tc>
@@ -3107,7 +3127,7 @@
                       <w:szCs w:val="22"/>
                       <w:u w:val="single"/>
                     </w:rPr>
-                    <w:t xml:space="preserve">        </w:t>
+                    <w:t xml:space="preserve">            </w:t>
                   </w:r>
                 </w:p>
               </w:tc>
@@ -3169,7 +3189,7 @@
                       <w:szCs w:val="22"/>
                       <w:u w:val="single"/>
                     </w:rPr>
-                    <w:t xml:space="preserve">        </w:t>
+                    <w:t xml:space="preserve">            </w:t>
                   </w:r>
                 </w:p>
               </w:tc>
@@ -3231,7 +3251,7 @@
                       <w:szCs w:val="22"/>
                       <w:u w:val="single"/>
                     </w:rPr>
-                    <w:t xml:space="preserve">        </w:t>
+                    <w:t xml:space="preserve">            </w:t>
                   </w:r>
                 </w:p>
               </w:tc>
@@ -3252,6 +3272,7 @@
     </w:p>
     <w:p>
       <w:pPr>
+        <w:pStyle w:val="Heading2"/>
         <w:keepNext/>
         <w:pBdr>
           <w:bottom w:val="single" w:sz="8" w:space="3" w:color="003A70"/>
@@ -3267,7 +3288,7 @@
           <w:b/>
           <w:color w:val="003A70"/>
           <w:spacing w:val="14"/>
-          <w:sz w:val="19"/>
+          <w:sz w:val="22"/>
           <w:szCs w:val="19"/>
         </w:rPr>
         <w:t xml:space="preserve">READY CHECK</w:t>
@@ -3286,7 +3307,7 @@
           <w:rFonts w:ascii="Avenir Next" w:hAnsi="Avenir Next" w:cs="Avenir Next" w:eastAsia="Avenir Next"/>
           <w:i/>
           <w:color w:val="5A5F66"/>
-          <w:sz w:val="17"/>
+          <w:sz w:val="22"/>
           <w:szCs w:val="17"/>
         </w:rPr>
         <w:t xml:space="preserve">a problem like the one in today’s lesson</w:t>
@@ -3418,25 +3439,25 @@
                       <w:rFonts w:ascii="Avenir Next" w:hAnsi="Avenir Next" w:cs="Avenir Next" w:eastAsia="Avenir Next"/>
                       <w:b/>
                       <w:color w:val="003A70"/>
+                      <w:sz w:val="22"/>
+                      <w:szCs w:val="21"/>
+                    </w:rPr>
+                    <w:t xml:space="preserve">A</w:t>
+                  </w:r>
+                  <w:r>
+                    <w:rPr>
+                      <w:rFonts w:ascii="Avenir Next" w:hAnsi="Avenir Next" w:cs="Avenir Next" w:eastAsia="Avenir Next"/>
+                      <w:color w:val="1A1A1A"/>
                       <w:sz w:val="21"/>
                       <w:szCs w:val="21"/>
                     </w:rPr>
-                    <w:t xml:space="preserve">A</w:t>
-                  </w:r>
-                  <w:r>
-                    <w:rPr>
-                      <w:rFonts w:ascii="Avenir Next" w:hAnsi="Avenir Next" w:cs="Avenir Next" w:eastAsia="Avenir Next"/>
-                      <w:color w:val="1A1A1A"/>
-                      <w:sz w:val="21"/>
-                      <w:szCs w:val="21"/>
-                    </w:rPr>
                     <w:tab/>
                   </w:r>
                   <w:r>
                     <w:rPr>
                       <w:rFonts w:ascii="Avenir Next" w:hAnsi="Avenir Next" w:cs="Avenir Next" w:eastAsia="Avenir Next"/>
                       <w:color w:val="1A1A1A"/>
-                      <w:sz w:val="21"/>
+                      <w:sz w:val="22"/>
                       <w:szCs w:val="21"/>
                     </w:rPr>
                     <w:t xml:space="preserve">550 in</w:t>
@@ -3461,25 +3482,25 @@
                       <w:rFonts w:ascii="Avenir Next" w:hAnsi="Avenir Next" w:cs="Avenir Next" w:eastAsia="Avenir Next"/>
                       <w:b/>
                       <w:color w:val="003A70"/>
+                      <w:sz w:val="22"/>
+                      <w:szCs w:val="21"/>
+                    </w:rPr>
+                    <w:t xml:space="preserve">B</w:t>
+                  </w:r>
+                  <w:r>
+                    <w:rPr>
+                      <w:rFonts w:ascii="Avenir Next" w:hAnsi="Avenir Next" w:cs="Avenir Next" w:eastAsia="Avenir Next"/>
+                      <w:color w:val="1A1A1A"/>
                       <w:sz w:val="21"/>
                       <w:szCs w:val="21"/>
                     </w:rPr>
-                    <w:t xml:space="preserve">B</w:t>
-                  </w:r>
-                  <w:r>
-                    <w:rPr>
-                      <w:rFonts w:ascii="Avenir Next" w:hAnsi="Avenir Next" w:cs="Avenir Next" w:eastAsia="Avenir Next"/>
-                      <w:color w:val="1A1A1A"/>
-                      <w:sz w:val="21"/>
-                      <w:szCs w:val="21"/>
-                    </w:rPr>
                     <w:tab/>
                   </w:r>
                   <w:r>
                     <w:rPr>
                       <w:rFonts w:ascii="Avenir Next" w:hAnsi="Avenir Next" w:cs="Avenir Next" w:eastAsia="Avenir Next"/>
                       <w:color w:val="1A1A1A"/>
-                      <w:sz w:val="21"/>
+                      <w:sz w:val="22"/>
                       <w:szCs w:val="21"/>
                     </w:rPr>
                     <w:t xml:space="preserve">12 in</w:t>
@@ -3504,25 +3525,25 @@
                       <w:rFonts w:ascii="Avenir Next" w:hAnsi="Avenir Next" w:cs="Avenir Next" w:eastAsia="Avenir Next"/>
                       <w:b/>
                       <w:color w:val="003A70"/>
+                      <w:sz w:val="22"/>
+                      <w:szCs w:val="21"/>
+                    </w:rPr>
+                    <w:t xml:space="preserve">C</w:t>
+                  </w:r>
+                  <w:r>
+                    <w:rPr>
+                      <w:rFonts w:ascii="Avenir Next" w:hAnsi="Avenir Next" w:cs="Avenir Next" w:eastAsia="Avenir Next"/>
+                      <w:color w:val="1A1A1A"/>
                       <w:sz w:val="21"/>
                       <w:szCs w:val="21"/>
                     </w:rPr>
-                    <w:t xml:space="preserve">C</w:t>
-                  </w:r>
-                  <w:r>
-                    <w:rPr>
-                      <w:rFonts w:ascii="Avenir Next" w:hAnsi="Avenir Next" w:cs="Avenir Next" w:eastAsia="Avenir Next"/>
-                      <w:color w:val="1A1A1A"/>
-                      <w:sz w:val="21"/>
-                      <w:szCs w:val="21"/>
-                    </w:rPr>
                     <w:tab/>
                   </w:r>
                   <w:r>
                     <w:rPr>
                       <w:rFonts w:ascii="Avenir Next" w:hAnsi="Avenir Next" w:cs="Avenir Next" w:eastAsia="Avenir Next"/>
                       <w:color w:val="1A1A1A"/>
-                      <w:sz w:val="21"/>
+                      <w:sz w:val="22"/>
                       <w:szCs w:val="21"/>
                     </w:rPr>
                     <w:t xml:space="preserve">650 in</w:t>
@@ -3547,25 +3568,25 @@
                       <w:rFonts w:ascii="Avenir Next" w:hAnsi="Avenir Next" w:cs="Avenir Next" w:eastAsia="Avenir Next"/>
                       <w:b/>
                       <w:color w:val="003A70"/>
+                      <w:sz w:val="22"/>
+                      <w:szCs w:val="21"/>
+                    </w:rPr>
+                    <w:t xml:space="preserve">D</w:t>
+                  </w:r>
+                  <w:r>
+                    <w:rPr>
+                      <w:rFonts w:ascii="Avenir Next" w:hAnsi="Avenir Next" w:cs="Avenir Next" w:eastAsia="Avenir Next"/>
+                      <w:color w:val="1A1A1A"/>
                       <w:sz w:val="21"/>
                       <w:szCs w:val="21"/>
                     </w:rPr>
-                    <w:t xml:space="preserve">D</w:t>
-                  </w:r>
-                  <w:r>
-                    <w:rPr>
-                      <w:rFonts w:ascii="Avenir Next" w:hAnsi="Avenir Next" w:cs="Avenir Next" w:eastAsia="Avenir Next"/>
-                      <w:color w:val="1A1A1A"/>
-                      <w:sz w:val="21"/>
-                      <w:szCs w:val="21"/>
-                    </w:rPr>
                     <w:tab/>
                   </w:r>
                   <w:r>
                     <w:rPr>
                       <w:rFonts w:ascii="Avenir Next" w:hAnsi="Avenir Next" w:cs="Avenir Next" w:eastAsia="Avenir Next"/>
                       <w:color w:val="1A1A1A"/>
-                      <w:sz w:val="21"/>
+                      <w:sz w:val="22"/>
                       <w:szCs w:val="21"/>
                     </w:rPr>
                     <w:t xml:space="preserve">30,000 in</w:t>
@@ -3614,19 +3635,42 @@
         <w:tblLook w:val="0000" w:firstRow="0" w:lastRow="0" w:firstColumn="0" w:lastColumn="0" w:noHBand="1" w:noVBand="1"/>
       </w:tblPr>
       <w:tblGrid>
-        <w:gridCol w:w="2000"/>
-        <w:gridCol w:w="2300"/>
-        <w:gridCol w:w="2100"/>
-        <w:gridCol w:w="3104"/>
+        <w:gridCol w:w="1750"/>
+        <w:gridCol w:w="2500"/>
+        <w:gridCol w:w="2200"/>
+        <w:gridCol w:w="3054"/>
       </w:tblGrid>
       <w:tr>
         <w:trPr>
           <w:cantSplit/>
-          <w:trHeight w:val="320" w:hRule="atLeast"/>
+          <w:trHeight w:val="300" w:hRule="atLeast"/>
         </w:trPr>
         <w:tc>
           <w:tcPr>
-            <w:tcW w:w="2000" w:type="dxa"/>
+            <w:tcW w:w="1750" w:type="dxa"/>
+            <w:vAlign w:val="center"/>
+          </w:tcPr>
+          <w:p>
+            <w:pPr>
+              <w:pStyle w:val="Heading2"/>
+              <w:spacing w:before="0" w:after="0" w:line="240" w:lineRule="auto"/>
+            </w:pPr>
+            <w:r>
+              <w:rPr>
+                <w:rFonts w:ascii="Avenir Next" w:hAnsi="Avenir Next" w:cs="Avenir Next" w:eastAsia="Avenir Next"/>
+                <w:b/>
+                <w:color w:val="003A70"/>
+                <w:spacing w:val="12"/>
+                <w:sz w:val="15"/>
+                <w:szCs w:val="15"/>
+              </w:rPr>
+              <w:t xml:space="preserve">CHECK YOURSELF</w:t>
+            </w:r>
+          </w:p>
+        </w:tc>
+        <w:tc>
+          <w:tcPr>
+            <w:tcW w:w="2500" w:type="dxa"/>
             <w:vAlign w:val="center"/>
           </w:tcPr>
           <w:p>
@@ -3635,20 +3679,27 @@
             </w:pPr>
             <w:r>
               <w:rPr>
-                <w:rFonts w:ascii="Avenir Next" w:hAnsi="Avenir Next" w:cs="Avenir Next" w:eastAsia="Avenir Next"/>
-                <w:b/>
-                <w:color w:val="003A70"/>
-                <w:spacing w:val="12"/>
-                <w:sz w:val="15"/>
-                <w:szCs w:val="15"/>
-              </w:rPr>
-              <w:t xml:space="preserve">CHECK YOURSELF</w:t>
+                <w:rFonts w:ascii="Arial" w:hAnsi="Arial" w:cs="Arial" w:eastAsia="Arial"/>
+                <w:color w:val="1A1A1A"/>
+                <w:sz w:val="20"/>
+                <w:szCs w:val="20"/>
+              </w:rPr>
+              <w:t xml:space="preserve">□</w:t>
+            </w:r>
+            <w:r>
+              <w:rPr>
+                <w:rFonts w:ascii="Avenir Next" w:hAnsi="Avenir Next" w:cs="Avenir Next" w:eastAsia="Avenir Next"/>
+                <w:color w:val="1A1A1A"/>
+                <w:sz w:val="17"/>
+                <w:szCs w:val="17"/>
+              </w:rPr>
+              <w:t xml:space="preserve">  I can do this on my own</w:t>
             </w:r>
           </w:p>
         </w:tc>
         <w:tc>
           <w:tcPr>
-            <w:tcW w:w="2300" w:type="dxa"/>
+            <w:tcW w:w="2200" w:type="dxa"/>
             <w:vAlign w:val="center"/>
           </w:tcPr>
           <w:p>
@@ -3659,8 +3710,8 @@
               <w:rPr>
                 <w:rFonts w:ascii="Arial" w:hAnsi="Arial" w:cs="Arial" w:eastAsia="Arial"/>
                 <w:color w:val="1A1A1A"/>
-                <w:sz w:val="24"/>
-                <w:szCs w:val="24"/>
+                <w:sz w:val="20"/>
+                <w:szCs w:val="20"/>
               </w:rPr>
               <w:t xml:space="preserve">□</w:t>
             </w:r>
@@ -3671,13 +3722,13 @@
                 <w:sz w:val="17"/>
                 <w:szCs w:val="17"/>
               </w:rPr>
-              <w:t xml:space="preserve">  I can do this on my own</w:t>
+              <w:t xml:space="preserve">  I need a little help</w:t>
             </w:r>
           </w:p>
         </w:tc>
         <w:tc>
           <w:tcPr>
-            <w:tcW w:w="2100" w:type="dxa"/>
+            <w:tcW w:w="3054" w:type="dxa"/>
             <w:vAlign w:val="center"/>
           </w:tcPr>
           <w:p>
@@ -3688,37 +3739,8 @@
               <w:rPr>
                 <w:rFonts w:ascii="Arial" w:hAnsi="Arial" w:cs="Arial" w:eastAsia="Arial"/>
                 <w:color w:val="1A1A1A"/>
-                <w:sz w:val="24"/>
-                <w:szCs w:val="24"/>
-              </w:rPr>
-              <w:t xml:space="preserve">□</w:t>
-            </w:r>
-            <w:r>
-              <w:rPr>
-                <w:rFonts w:ascii="Avenir Next" w:hAnsi="Avenir Next" w:cs="Avenir Next" w:eastAsia="Avenir Next"/>
-                <w:color w:val="1A1A1A"/>
-                <w:sz w:val="17"/>
-                <w:szCs w:val="17"/>
-              </w:rPr>
-              <w:t xml:space="preserve">  I need a little help</w:t>
-            </w:r>
-          </w:p>
-        </w:tc>
-        <w:tc>
-          <w:tcPr>
-            <w:tcW w:w="3104" w:type="dxa"/>
-            <w:vAlign w:val="center"/>
-          </w:tcPr>
-          <w:p>
-            <w:pPr>
-              <w:spacing w:before="0" w:after="0" w:line="240" w:lineRule="auto"/>
-            </w:pPr>
-            <w:r>
-              <w:rPr>
-                <w:rFonts w:ascii="Arial" w:hAnsi="Arial" w:cs="Arial" w:eastAsia="Arial"/>
-                <w:color w:val="1A1A1A"/>
-                <w:sz w:val="24"/>
-                <w:szCs w:val="24"/>
+                <w:sz w:val="20"/>
+                <w:szCs w:val="20"/>
               </w:rPr>
               <w:t xml:space="preserve">□</w:t>
             </w:r>
@@ -3753,7 +3775,7 @@
     <w:sectPr>
       <w:footerReference w:type="default" r:id="rIdFooter1"/>
       <w:pgSz w:w="12240" w:h="15840"/>
-      <w:pgMar w:top="893" w:right="1224" w:bottom="835" w:left="1512" w:header="432" w:footer="432" w:gutter="0"/>
+      <w:pgMar w:top="780" w:right="1224" w:bottom="760" w:left="1512" w:header="432" w:footer="432" w:gutter="0"/>
       <w:cols w:space="720"/>
     </w:sectPr>
   </w:body>
@@ -3833,7 +3855,106 @@
               <w:sz w:val="15"/>
               <w:szCs w:val="15"/>
             </w:rPr>
-            <w:t xml:space="preserve">Lesson 5-5  ·  Session 2  ·  Prerequisite Practice B</w:t>
+            <w:t xml:space="preserve">5-5 · Page </w:t>
+          </w:r>
+          <w:r>
+            <w:rPr>
+              <w:rFonts w:ascii="Avenir Next" w:hAnsi="Avenir Next" w:cs="Avenir Next" w:eastAsia="Avenir Next"/>
+              <w:color w:val="5A5F66"/>
+              <w:sz w:val="15"/>
+              <w:szCs w:val="15"/>
+            </w:rPr>
+            <w:fldChar w:fldCharType="begin"/>
+          </w:r>
+          <w:r>
+            <w:rPr>
+              <w:rFonts w:ascii="Avenir Next" w:hAnsi="Avenir Next" w:cs="Avenir Next" w:eastAsia="Avenir Next"/>
+              <w:color w:val="5A5F66"/>
+              <w:sz w:val="15"/>
+              <w:szCs w:val="15"/>
+            </w:rPr>
+            <w:instrText xml:space="preserve"> PAGE </w:instrText>
+          </w:r>
+          <w:r>
+            <w:rPr>
+              <w:rFonts w:ascii="Avenir Next" w:hAnsi="Avenir Next" w:cs="Avenir Next" w:eastAsia="Avenir Next"/>
+              <w:color w:val="5A5F66"/>
+              <w:sz w:val="15"/>
+              <w:szCs w:val="15"/>
+            </w:rPr>
+            <w:fldChar w:fldCharType="separate"/>
+          </w:r>
+          <w:r>
+            <w:rPr>
+              <w:rFonts w:ascii="Avenir Next" w:hAnsi="Avenir Next" w:cs="Avenir Next" w:eastAsia="Avenir Next"/>
+              <w:color w:val="5A5F66"/>
+              <w:sz w:val="15"/>
+              <w:szCs w:val="15"/>
+            </w:rPr>
+            <w:t xml:space="preserve">1</w:t>
+          </w:r>
+          <w:r>
+            <w:rPr>
+              <w:rFonts w:ascii="Avenir Next" w:hAnsi="Avenir Next" w:cs="Avenir Next" w:eastAsia="Avenir Next"/>
+              <w:color w:val="5A5F66"/>
+              <w:sz w:val="15"/>
+              <w:szCs w:val="15"/>
+            </w:rPr>
+            <w:fldChar w:fldCharType="end"/>
+          </w:r>
+          <w:r>
+            <w:rPr>
+              <w:rFonts w:ascii="Avenir Next" w:hAnsi="Avenir Next" w:cs="Avenir Next" w:eastAsia="Avenir Next"/>
+              <w:color w:val="5A5F66"/>
+              <w:sz w:val="15"/>
+              <w:szCs w:val="15"/>
+            </w:rPr>
+            <w:t xml:space="preserve"> of </w:t>
+          </w:r>
+          <w:r>
+            <w:rPr>
+              <w:rFonts w:ascii="Avenir Next" w:hAnsi="Avenir Next" w:cs="Avenir Next" w:eastAsia="Avenir Next"/>
+              <w:color w:val="5A5F66"/>
+              <w:sz w:val="15"/>
+              <w:szCs w:val="15"/>
+            </w:rPr>
+            <w:fldChar w:fldCharType="begin"/>
+          </w:r>
+          <w:r>
+            <w:rPr>
+              <w:rFonts w:ascii="Avenir Next" w:hAnsi="Avenir Next" w:cs="Avenir Next" w:eastAsia="Avenir Next"/>
+              <w:color w:val="5A5F66"/>
+              <w:sz w:val="15"/>
+              <w:szCs w:val="15"/>
+            </w:rPr>
+            <w:instrText xml:space="preserve"> NUMPAGES </w:instrText>
+          </w:r>
+          <w:r>
+            <w:rPr>
+              <w:rFonts w:ascii="Avenir Next" w:hAnsi="Avenir Next" w:cs="Avenir Next" w:eastAsia="Avenir Next"/>
+              <w:color w:val="5A5F66"/>
+              <w:sz w:val="15"/>
+              <w:szCs w:val="15"/>
+            </w:rPr>
+            <w:fldChar w:fldCharType="separate"/>
+          </w:r>
+          <w:r>
+            <w:rPr>
+              <w:rFonts w:ascii="Avenir Next" w:hAnsi="Avenir Next" w:cs="Avenir Next" w:eastAsia="Avenir Next"/>
+              <w:color w:val="5A5F66"/>
+              <w:sz w:val="15"/>
+              <w:szCs w:val="15"/>
+            </w:rPr>
+            <w:t xml:space="preserve">1</w:t>
+          </w:r>
+          <w:r>
+            <w:rPr>
+              <w:rFonts w:ascii="Avenir Next" w:hAnsi="Avenir Next" w:cs="Avenir Next" w:eastAsia="Avenir Next"/>
+              <w:color w:val="5A5F66"/>
+              <w:sz w:val="15"/>
+              <w:szCs w:val="15"/>
+            </w:rPr>
+            <w:fldChar w:fldCharType="end"/>
           </w:r>
         </w:p>
       </w:tc>
@@ -3876,5 +3997,23 @@
       </w:tblCellMar>
     </w:tblPr>
   </w:style>
+  <w:style w:type="paragraph" w:styleId="Heading1">
+    <w:name w:val="heading 1"/>
+    <w:basedOn w:val="Normal"/>
+    <w:pPr>
+      <w:outlineLvl w:val="0"/>
+      <w:keepNext w:val="0"/>
+      <w:keepLines w:val="0"/>
+    </w:pPr>
+  </w:style>
+  <w:style w:type="paragraph" w:styleId="Heading2">
+    <w:name w:val="heading 2"/>
+    <w:basedOn w:val="Normal"/>
+    <w:pPr>
+      <w:outlineLvl w:val="1"/>
+      <w:keepNext w:val="0"/>
+      <w:keepLines w:val="0"/>
+    </w:pPr>
+  </w:style>
 </w:styles>
 </file>